--- a/source-multichoice/build/es-material-stone-1.docx
+++ b/source-multichoice/build/es-material-stone-1.docx
@@ -35,16 +35,6 @@
       <w:r>
         <w:t>b)</w:t>
         <w:tab/>
-        <w:t>Materiales blandos de origen natural.</w:t>
-      </w:r>
-    </w:p>
-    <w:p>
-      <w:pPr>
-        <w:pStyle w:val="Choice"/>
-      </w:pPr>
-      <w:r>
-        <w:t>c)</w:t>
-        <w:tab/>
         <w:t>Materiales que provienen de piedras o arenas de la naturaleza.</w:t>
       </w:r>
     </w:p>
@@ -53,13 +43,23 @@
         <w:pStyle w:val="Choice"/>
       </w:pPr>
       <w:r>
-        <w:t>d)</w:t>
+        <w:t>c)</w:t>
         <w:tab/>
         <w:t>Materiales derivados de minerales metálicos.</w:t>
       </w:r>
     </w:p>
     <w:p>
       <w:pPr>
+        <w:pStyle w:val="Choice"/>
+      </w:pPr>
+      <w:r>
+        <w:t>d)</w:t>
+        <w:tab/>
+        <w:t>Materiales blandos de origen natural.</w:t>
+      </w:r>
+    </w:p>
+    <w:p>
+      <w:pPr>
         <w:pStyle w:val="ListNumber"/>
       </w:pPr>
       <w:r>
@@ -73,6 +73,16 @@
       <w:r>
         <w:t>a)</w:t>
         <w:tab/>
+        <w:t>Duros, frágiles y con resistencia mecánica.</w:t>
+      </w:r>
+    </w:p>
+    <w:p>
+      <w:pPr>
+        <w:pStyle w:val="Choice"/>
+      </w:pPr>
+      <w:r>
+        <w:t>b)</w:t>
+        <w:tab/>
         <w:t>Ligeros y maleables.</w:t>
       </w:r>
     </w:p>
@@ -81,9 +91,9 @@
         <w:pStyle w:val="Choice"/>
       </w:pPr>
       <w:r>
-        <w:t>b)</w:t>
+        <w:t>c)</w:t>
         <w:tab/>
-        <w:t>Duros, frágiles y con resistencia mecánica.</w:t>
+        <w:t>Blandos y flexibles.</w:t>
       </w:r>
     </w:p>
     <w:p>
@@ -91,19 +101,9 @@
         <w:pStyle w:val="Choice"/>
       </w:pPr>
       <w:r>
-        <w:t>c)</w:t>
+        <w:t>d)</w:t>
         <w:tab/>
         <w:t>Transparentes y sólidos.</w:t>
-      </w:r>
-    </w:p>
-    <w:p>
-      <w:pPr>
-        <w:pStyle w:val="Choice"/>
-      </w:pPr>
-      <w:r>
-        <w:t>d)</w:t>
-        <w:tab/>
-        <w:t>Blandos y flexibles.</w:t>
       </w:r>
     </w:p>
     <w:p>
@@ -131,7 +131,7 @@
       <w:r>
         <w:t>b)</w:t>
         <w:tab/>
-        <w:t>Siempre es menor que la del agua.</w:t>
+        <w:t>No se conoce.</w:t>
       </w:r>
     </w:p>
     <w:p>
@@ -151,7 +151,7 @@
       <w:r>
         <w:t>d)</w:t>
         <w:tab/>
-        <w:t>No se conoce.</w:t>
+        <w:t>Siempre es menor que la del agua.</w:t>
       </w:r>
     </w:p>
     <w:p>
@@ -169,6 +169,26 @@
       <w:r>
         <w:t>a)</w:t>
         <w:tab/>
+        <w:t>Arena y cuarzo.</w:t>
+      </w:r>
+    </w:p>
+    <w:p>
+      <w:pPr>
+        <w:pStyle w:val="Choice"/>
+      </w:pPr>
+      <w:r>
+        <w:t>b)</w:t>
+        <w:tab/>
+        <w:t>Mármol y granito.</w:t>
+      </w:r>
+    </w:p>
+    <w:p>
+      <w:pPr>
+        <w:pStyle w:val="Choice"/>
+      </w:pPr>
+      <w:r>
+        <w:t>c)</w:t>
+        <w:tab/>
         <w:t>Piedra pómez y diatomita.</w:t>
       </w:r>
     </w:p>
@@ -177,33 +197,13 @@
         <w:pStyle w:val="Choice"/>
       </w:pPr>
       <w:r>
-        <w:t>b)</w:t>
+        <w:t>d)</w:t>
         <w:tab/>
         <w:t>Porcelana y vidrio.</w:t>
       </w:r>
     </w:p>
     <w:p>
       <w:pPr>
-        <w:pStyle w:val="Choice"/>
-      </w:pPr>
-      <w:r>
-        <w:t>c)</w:t>
-        <w:tab/>
-        <w:t>Mármol y granito.</w:t>
-      </w:r>
-    </w:p>
-    <w:p>
-      <w:pPr>
-        <w:pStyle w:val="Choice"/>
-      </w:pPr>
-      <w:r>
-        <w:t>d)</w:t>
-        <w:tab/>
-        <w:t>Arena y cuarzo.</w:t>
-      </w:r>
-    </w:p>
-    <w:p>
-      <w:pPr>
         <w:pStyle w:val="ListNumber"/>
       </w:pPr>
       <w:r>
@@ -217,6 +217,16 @@
       <w:r>
         <w:t>a)</w:t>
         <w:tab/>
+        <w:t>Todos son transparentes.</w:t>
+      </w:r>
+    </w:p>
+    <w:p>
+      <w:pPr>
+        <w:pStyle w:val="Choice"/>
+      </w:pPr>
+      <w:r>
+        <w:t>b)</w:t>
+        <w:tab/>
         <w:t>Opacos y sin resistencia a la radiación solar.</w:t>
       </w:r>
     </w:p>
@@ -225,7 +235,7 @@
         <w:pStyle w:val="Choice"/>
       </w:pPr>
       <w:r>
-        <w:t>b)</w:t>
+        <w:t>c)</w:t>
         <w:tab/>
         <w:t>Traslúcidos y opacos.</w:t>
       </w:r>
@@ -235,19 +245,9 @@
         <w:pStyle w:val="Choice"/>
       </w:pPr>
       <w:r>
-        <w:t>c)</w:t>
+        <w:t>d)</w:t>
         <w:tab/>
         <w:t>Opacos y resistentes la luz del sol.</w:t>
-      </w:r>
-    </w:p>
-    <w:p>
-      <w:pPr>
-        <w:pStyle w:val="Choice"/>
-      </w:pPr>
-      <w:r>
-        <w:t>d)</w:t>
-        <w:tab/>
-        <w:t>Todos son transparentes.</w:t>
       </w:r>
     </w:p>
     <w:p>
@@ -285,7 +285,7 @@
       <w:r>
         <w:t>c)</w:t>
         <w:tab/>
-        <w:t>Mármol y granito.</w:t>
+        <w:t>Vidrio, cuarzo y zafiro.</w:t>
       </w:r>
     </w:p>
     <w:p>
@@ -295,7 +295,7 @@
       <w:r>
         <w:t>d)</w:t>
         <w:tab/>
-        <w:t>Vidrio, cuarzo y zafiro.</w:t>
+        <w:t>Mármol y granito.</w:t>
       </w:r>
     </w:p>
     <w:p>
@@ -313,7 +313,7 @@
       <w:r>
         <w:t>a)</w:t>
         <w:tab/>
-        <w:t>No se conoce.</w:t>
+        <w:t>Son opacos.</w:t>
       </w:r>
     </w:p>
     <w:p>
@@ -323,7 +323,7 @@
       <w:r>
         <w:t>b)</w:t>
         <w:tab/>
-        <w:t>Son opacos.</w:t>
+        <w:t>No se conoce.</w:t>
       </w:r>
     </w:p>
     <w:p>
@@ -361,6 +361,16 @@
       <w:r>
         <w:t>a)</w:t>
         <w:tab/>
+        <w:t>Porcelana.</w:t>
+      </w:r>
+    </w:p>
+    <w:p>
+      <w:pPr>
+        <w:pStyle w:val="Choice"/>
+      </w:pPr>
+      <w:r>
+        <w:t>b)</w:t>
+        <w:tab/>
         <w:t>Cerámica.</w:t>
       </w:r>
     </w:p>
@@ -369,19 +379,9 @@
         <w:pStyle w:val="Choice"/>
       </w:pPr>
       <w:r>
-        <w:t>b)</w:t>
+        <w:t>c)</w:t>
         <w:tab/>
         <w:t>Granito.</w:t>
-      </w:r>
-    </w:p>
-    <w:p>
-      <w:pPr>
-        <w:pStyle w:val="Choice"/>
-      </w:pPr>
-      <w:r>
-        <w:t>c)</w:t>
-        <w:tab/>
-        <w:t>Porcelana.</w:t>
       </w:r>
     </w:p>
     <w:p>
@@ -419,16 +419,6 @@
       <w:r>
         <w:t>b)</w:t>
         <w:tab/>
-        <w:t>No son maleables ni dúctiles, pero se funden con facilidad.</w:t>
-      </w:r>
-    </w:p>
-    <w:p>
-      <w:pPr>
-        <w:pStyle w:val="Choice"/>
-      </w:pPr>
-      <w:r>
-        <w:t>c)</w:t>
-        <w:tab/>
         <w:t>Son líquidos cuando se mezclan con agua.</w:t>
       </w:r>
     </w:p>
@@ -437,13 +427,23 @@
         <w:pStyle w:val="Choice"/>
       </w:pPr>
       <w:r>
-        <w:t>d)</w:t>
+        <w:t>c)</w:t>
         <w:tab/>
         <w:t>Son maleables y dúctiles.</w:t>
       </w:r>
     </w:p>
     <w:p>
       <w:pPr>
+        <w:pStyle w:val="Choice"/>
+      </w:pPr>
+      <w:r>
+        <w:t>d)</w:t>
+        <w:tab/>
+        <w:t>No son maleables ni dúctiles, pero se funden con facilidad.</w:t>
+      </w:r>
+    </w:p>
+    <w:p>
+      <w:pPr>
         <w:pStyle w:val="ListNumber"/>
       </w:pPr>
       <w:r>
@@ -457,7 +457,7 @@
       <w:r>
         <w:t>a)</w:t>
         <w:tab/>
-        <w:t>Son líquidos y fácilmente moldeables.</w:t>
+        <w:t>Tienen pocas propiedades de fabricación.</w:t>
       </w:r>
     </w:p>
     <w:p>
@@ -467,7 +467,7 @@
       <w:r>
         <w:t>b)</w:t>
         <w:tab/>
-        <w:t>Tienen pocas propiedades de fabricación.</w:t>
+        <w:t>Son líquidos y fácilmente moldeables.</w:t>
       </w:r>
     </w:p>
     <w:p>
@@ -515,7 +515,7 @@
       <w:r>
         <w:t>b)</w:t>
         <w:tab/>
-        <w:t>Muy maleable pero poco dúctil.</w:t>
+        <w:t>Muy maleable y muy dúctil.</w:t>
       </w:r>
     </w:p>
     <w:p>
@@ -525,7 +525,7 @@
       <w:r>
         <w:t>c)</w:t>
         <w:tab/>
-        <w:t>Muy maleable y muy dúctil.</w:t>
+        <w:t>Muy maleable pero poco dúctil.</w:t>
       </w:r>
     </w:p>
     <w:p>
@@ -553,7 +553,7 @@
       <w:r>
         <w:t>a)</w:t>
         <w:tab/>
-        <w:t>Es poco maleable pero muy dúctil.</w:t>
+        <w:t>Es poco maleable y poco dúctil.</w:t>
       </w:r>
     </w:p>
     <w:p>
@@ -563,7 +563,7 @@
       <w:r>
         <w:t>b)</w:t>
         <w:tab/>
-        <w:t>Es muy maleable pero poco dúctil.</w:t>
+        <w:t>Es poco maleable pero muy dúctil.</w:t>
       </w:r>
     </w:p>
     <w:p>
@@ -583,7 +583,7 @@
       <w:r>
         <w:t>d)</w:t>
         <w:tab/>
-        <w:t>Es poco maleable y poco dúctil.</w:t>
+        <w:t>Es muy maleable pero poco dúctil.</w:t>
       </w:r>
     </w:p>
     <w:p>
@@ -601,6 +601,16 @@
       <w:r>
         <w:t>a)</w:t>
         <w:tab/>
+        <w:t>Crear hilos finos y muy resistentes que refuerzan otros materiales.</w:t>
+      </w:r>
+    </w:p>
+    <w:p>
+      <w:pPr>
+        <w:pStyle w:val="Choice"/>
+      </w:pPr>
+      <w:r>
+        <w:t>b)</w:t>
+        <w:tab/>
         <w:t>Moldear con facilidad el vidrio en cualquier forma.</w:t>
       </w:r>
     </w:p>
@@ -609,19 +619,9 @@
         <w:pStyle w:val="Choice"/>
       </w:pPr>
       <w:r>
-        <w:t>b)</w:t>
+        <w:t>c)</w:t>
         <w:tab/>
         <w:t>El vidrio no es dúctil.</w:t>
-      </w:r>
-    </w:p>
-    <w:p>
-      <w:pPr>
-        <w:pStyle w:val="Choice"/>
-      </w:pPr>
-      <w:r>
-        <w:t>c)</w:t>
-        <w:tab/>
-        <w:t>Crear hilos finos y muy resistentes que refuerzan otros materiales.</w:t>
       </w:r>
     </w:p>
     <w:p>
@@ -659,7 +659,7 @@
       <w:r>
         <w:t>b)</w:t>
         <w:tab/>
-        <w:t>Porque son maleables y dúctiles.</w:t>
+        <w:t>Porque se funden con facilidad.</w:t>
       </w:r>
     </w:p>
     <w:p>
@@ -669,7 +669,7 @@
       <w:r>
         <w:t>c)</w:t>
         <w:tab/>
-        <w:t>Porque se funden con facilidad.</w:t>
+        <w:t>Porque son maleables y dúctiles.</w:t>
       </w:r>
     </w:p>
     <w:p>
@@ -707,16 +707,6 @@
       <w:r>
         <w:t>b)</w:t>
         <w:tab/>
-        <w:t>Tienen mucha conductividad térmica y eléctrica.</w:t>
-      </w:r>
-    </w:p>
-    <w:p>
-      <w:pPr>
-        <w:pStyle w:val="Choice"/>
-      </w:pPr>
-      <w:r>
-        <w:t>c)</w:t>
-        <w:tab/>
         <w:t>Tienen mucha conductividad térmica pero poca conductividad eléctrica.</w:t>
       </w:r>
     </w:p>
@@ -725,13 +715,23 @@
         <w:pStyle w:val="Choice"/>
       </w:pPr>
       <w:r>
-        <w:t>d)</w:t>
+        <w:t>c)</w:t>
         <w:tab/>
         <w:t>Tienen poca conductividad térmica pero mucha conductividad eléctrica.</w:t>
       </w:r>
     </w:p>
     <w:p>
       <w:pPr>
+        <w:pStyle w:val="Choice"/>
+      </w:pPr>
+      <w:r>
+        <w:t>d)</w:t>
+        <w:tab/>
+        <w:t>Tienen mucha conductividad térmica y eléctrica.</w:t>
+      </w:r>
+    </w:p>
+    <w:p>
+      <w:pPr>
         <w:pStyle w:val="ListNumber"/>
       </w:pPr>
       <w:r>
@@ -745,6 +745,26 @@
       <w:r>
         <w:t>a)</w:t>
         <w:tab/>
+        <w:t>Resisten mal las altas tensiones y temperaturas.</w:t>
+      </w:r>
+    </w:p>
+    <w:p>
+      <w:pPr>
+        <w:pStyle w:val="Choice"/>
+      </w:pPr>
+      <w:r>
+        <w:t>b)</w:t>
+        <w:tab/>
+        <w:t>Resisten mal las altas tensiones y bien las altas temperaturas.</w:t>
+      </w:r>
+    </w:p>
+    <w:p>
+      <w:pPr>
+        <w:pStyle w:val="Choice"/>
+      </w:pPr>
+      <w:r>
+        <w:t>c)</w:t>
+        <w:tab/>
         <w:t>Resisten bien las altas tensiones y temperaturas.</w:t>
       </w:r>
     </w:p>
@@ -753,33 +773,13 @@
         <w:pStyle w:val="Choice"/>
       </w:pPr>
       <w:r>
-        <w:t>b)</w:t>
+        <w:t>d)</w:t>
         <w:tab/>
         <w:t>Resisten bien las altas tensiones y mal las altas temperaturas.</w:t>
       </w:r>
     </w:p>
     <w:p>
       <w:pPr>
-        <w:pStyle w:val="Choice"/>
-      </w:pPr>
-      <w:r>
-        <w:t>c)</w:t>
-        <w:tab/>
-        <w:t>Resisten mal las altas tensiones y temperaturas.</w:t>
-      </w:r>
-    </w:p>
-    <w:p>
-      <w:pPr>
-        <w:pStyle w:val="Choice"/>
-      </w:pPr>
-      <w:r>
-        <w:t>d)</w:t>
-        <w:tab/>
-        <w:t>Resisten mal las altas tensiones y bien las altas temperaturas.</w:t>
-      </w:r>
-    </w:p>
-    <w:p>
-      <w:pPr>
         <w:pStyle w:val="ListNumber"/>
       </w:pPr>
       <w:r>
@@ -793,7 +793,7 @@
       <w:r>
         <w:t>a)</w:t>
         <w:tab/>
-        <w:t>Son inestables y se descomponen fácilmente.</w:t>
+        <w:t>Son muy estables y suelen resistir bien a ácidos y cáusticos.</w:t>
       </w:r>
     </w:p>
     <w:p>
@@ -802,6 +802,16 @@
       </w:pPr>
       <w:r>
         <w:t>b)</w:t>
+        <w:tab/>
+        <w:t>Son sensibles a la radiación solar.</w:t>
+      </w:r>
+    </w:p>
+    <w:p>
+      <w:pPr>
+        <w:pStyle w:val="Choice"/>
+      </w:pPr>
+      <w:r>
+        <w:t>c)</w:t>
         <w:tab/>
         <w:t>Se oxidan con facilidad.</w:t>
       </w:r>
@@ -811,19 +821,9 @@
         <w:pStyle w:val="Choice"/>
       </w:pPr>
       <w:r>
-        <w:t>c)</w:t>
-        <w:tab/>
-        <w:t>Son muy estables y suelen resistir bien a ácidos y cáusticos.</w:t>
-      </w:r>
-    </w:p>
-    <w:p>
-      <w:pPr>
-        <w:pStyle w:val="Choice"/>
-      </w:pPr>
-      <w:r>
         <w:t>d)</w:t>
         <w:tab/>
-        <w:t>Son sensibles a la radiación solar.</w:t>
+        <w:t>Son inestables y se descomponen fácilmente.</w:t>
       </w:r>
     </w:p>
     <w:p>
@@ -841,7 +841,7 @@
       <w:r>
         <w:t>a)</w:t>
         <w:tab/>
-        <w:t>Rocas calizas y mármol.</w:t>
+        <w:t>Vidrio y cerámica.</w:t>
       </w:r>
     </w:p>
     <w:p>
@@ -851,7 +851,7 @@
       <w:r>
         <w:t>b)</w:t>
         <w:tab/>
-        <w:t>Vidrio y cerámica.</w:t>
+        <w:t>Rocas calizas y mármol.</w:t>
       </w:r>
     </w:p>
     <w:p>
@@ -889,6 +889,16 @@
       <w:r>
         <w:t>a)</w:t>
         <w:tab/>
+        <w:t>El asbesto.</w:t>
+      </w:r>
+    </w:p>
+    <w:p>
+      <w:pPr>
+        <w:pStyle w:val="Choice"/>
+      </w:pPr>
+      <w:r>
+        <w:t>b)</w:t>
+        <w:tab/>
         <w:t>El cemento.</w:t>
       </w:r>
     </w:p>
@@ -897,7 +907,7 @@
         <w:pStyle w:val="Choice"/>
       </w:pPr>
       <w:r>
-        <w:t>b)</w:t>
+        <w:t>c)</w:t>
         <w:tab/>
         <w:t>El vidrio.</w:t>
       </w:r>
@@ -907,19 +917,9 @@
         <w:pStyle w:val="Choice"/>
       </w:pPr>
       <w:r>
-        <w:t>c)</w:t>
+        <w:t>d)</w:t>
         <w:tab/>
         <w:t>El granito.</w:t>
-      </w:r>
-    </w:p>
-    <w:p>
-      <w:pPr>
-        <w:pStyle w:val="Choice"/>
-      </w:pPr>
-      <w:r>
-        <w:t>d)</w:t>
-        <w:tab/>
-        <w:t>El asbesto.</w:t>
       </w:r>
     </w:p>
     <w:p>
@@ -947,7 +947,7 @@
       <w:r>
         <w:t>b)</w:t>
         <w:tab/>
-        <w:t>Suelen ser muy reciclables, pero un número pequeño de veces.</w:t>
+        <w:t>No se sabe.</w:t>
       </w:r>
     </w:p>
     <w:p>
@@ -967,7 +967,7 @@
       <w:r>
         <w:t>d)</w:t>
         <w:tab/>
-        <w:t>No se sabe.</w:t>
+        <w:t>Suelen ser muy reciclables, pero un número pequeño de veces.</w:t>
       </w:r>
     </w:p>
     <w:p>
@@ -985,6 +985,16 @@
       <w:r>
         <w:t>a)</w:t>
         <w:tab/>
+        <w:t>Solo el vidrio es no tóxico.</w:t>
+      </w:r>
+    </w:p>
+    <w:p>
+      <w:pPr>
+        <w:pStyle w:val="Choice"/>
+      </w:pPr>
+      <w:r>
+        <w:t>b)</w:t>
+        <w:tab/>
         <w:t>No son tóxicos.</w:t>
       </w:r>
     </w:p>
@@ -993,9 +1003,9 @@
         <w:pStyle w:val="Choice"/>
       </w:pPr>
       <w:r>
-        <w:t>b)</w:t>
+        <w:t>c)</w:t>
         <w:tab/>
-        <w:t>Solo el vidrio es no tóxico.</w:t>
+        <w:t>Son altamente tóxicos.</w:t>
       </w:r>
     </w:p>
     <w:p>
@@ -1003,23 +1013,13 @@
         <w:pStyle w:val="Choice"/>
       </w:pPr>
       <w:r>
-        <w:t>c)</w:t>
+        <w:t>d)</w:t>
         <w:tab/>
         <w:t>El granito y el asbesto son tóxicos.</w:t>
       </w:r>
     </w:p>
     <w:p>
       <w:pPr>
-        <w:pStyle w:val="Choice"/>
-      </w:pPr>
-      <w:r>
-        <w:t>d)</w:t>
-        <w:tab/>
-        <w:t>Son altamente tóxicos.</w:t>
-      </w:r>
-    </w:p>
-    <w:p>
-      <w:pPr>
         <w:pStyle w:val="ListNumber"/>
       </w:pPr>
       <w:r>
@@ -1033,6 +1033,16 @@
       <w:r>
         <w:t>a)</w:t>
         <w:tab/>
+        <w:t>Contribuye a la disminución de las emisiones de CO2.</w:t>
+      </w:r>
+    </w:p>
+    <w:p>
+      <w:pPr>
+        <w:pStyle w:val="Choice"/>
+      </w:pPr>
+      <w:r>
+        <w:t>b)</w:t>
+        <w:tab/>
         <w:t>Es completamente ecológico.</w:t>
       </w:r>
     </w:p>
@@ -1041,33 +1051,23 @@
         <w:pStyle w:val="Choice"/>
       </w:pPr>
       <w:r>
-        <w:t>b)</w:t>
+        <w:t>c)</w:t>
+        <w:tab/>
+        <w:t>Produce muchos gases de efecto invernadero.</w:t>
+      </w:r>
+    </w:p>
+    <w:p>
+      <w:pPr>
+        <w:pStyle w:val="Choice"/>
+      </w:pPr>
+      <w:r>
+        <w:t>d)</w:t>
         <w:tab/>
         <w:t>No tiene impacto ambiental.</w:t>
       </w:r>
     </w:p>
     <w:p>
       <w:pPr>
-        <w:pStyle w:val="Choice"/>
-      </w:pPr>
-      <w:r>
-        <w:t>c)</w:t>
-        <w:tab/>
-        <w:t>Contribuye a la disminución de las emisiones de CO2.</w:t>
-      </w:r>
-    </w:p>
-    <w:p>
-      <w:pPr>
-        <w:pStyle w:val="Choice"/>
-      </w:pPr>
-      <w:r>
-        <w:t>d)</w:t>
-        <w:tab/>
-        <w:t>Produce muchos gases de efecto invernadero.</w:t>
-      </w:r>
-    </w:p>
-    <w:p>
-      <w:pPr>
         <w:pStyle w:val="ListNumber"/>
       </w:pPr>
       <w:r>
@@ -1081,6 +1081,16 @@
       <w:r>
         <w:t>a)</w:t>
         <w:tab/>
+        <w:t>Es altamente cancerígeno y su uso está prohibido en países occidentales.</w:t>
+      </w:r>
+    </w:p>
+    <w:p>
+      <w:pPr>
+        <w:pStyle w:val="Choice"/>
+      </w:pPr>
+      <w:r>
+        <w:t>b)</w:t>
+        <w:tab/>
         <w:t>Su uso está permitido en la fabricación de fibrocemento, que se conoce también por el nombre comercial de Uralita.</w:t>
       </w:r>
     </w:p>
@@ -1089,19 +1099,9 @@
         <w:pStyle w:val="Choice"/>
       </w:pPr>
       <w:r>
-        <w:t>b)</w:t>
+        <w:t>c)</w:t>
         <w:tab/>
         <w:t>No tiene impacto en la salud humana.</w:t>
-      </w:r>
-    </w:p>
-    <w:p>
-      <w:pPr>
-        <w:pStyle w:val="Choice"/>
-      </w:pPr>
-      <w:r>
-        <w:t>c)</w:t>
-        <w:tab/>
-        <w:t>Es altamente cancerígeno y su uso está prohibido en países occidentales.</w:t>
       </w:r>
     </w:p>
     <w:p>
@@ -1129,7 +1129,7 @@
       <w:r>
         <w:t>a)</w:t>
         <w:tab/>
-        <w:t>Generación de radón, un gas radiactivo y cancerígeno.</w:t>
+        <w:t>Pérdida de calidad durante el reciclaje.</w:t>
       </w:r>
     </w:p>
     <w:p>
@@ -1139,7 +1139,7 @@
       <w:r>
         <w:t>b)</w:t>
         <w:tab/>
-        <w:t>Pérdida de calidad durante el reciclaje.</w:t>
+        <w:t>Producción de gases de efecto invernadero.</w:t>
       </w:r>
     </w:p>
     <w:p>
@@ -1159,7 +1159,7 @@
       <w:r>
         <w:t>d)</w:t>
         <w:tab/>
-        <w:t>Producción de gases de efecto invernadero.</w:t>
+        <w:t>Generación de radón, un gas radiactivo y cancerígeno.</w:t>
       </w:r>
     </w:p>
     <w:p>
@@ -1177,7 +1177,7 @@
       <w:r>
         <w:t>a)</w:t>
         <w:tab/>
-        <w:t>2%.</w:t>
+        <w:t>50%.</w:t>
       </w:r>
     </w:p>
     <w:p>
@@ -1186,6 +1186,16 @@
       </w:pPr>
       <w:r>
         <w:t>b)</w:t>
+        <w:tab/>
+        <w:t>8%.</w:t>
+      </w:r>
+    </w:p>
+    <w:p>
+      <w:pPr>
+        <w:pStyle w:val="Choice"/>
+      </w:pPr>
+      <w:r>
+        <w:t>c)</w:t>
         <w:tab/>
         <w:t>20%.</w:t>
       </w:r>
@@ -1195,19 +1205,9 @@
         <w:pStyle w:val="Choice"/>
       </w:pPr>
       <w:r>
-        <w:t>c)</w:t>
-        <w:tab/>
-        <w:t>50%.</w:t>
-      </w:r>
-    </w:p>
-    <w:p>
-      <w:pPr>
-        <w:pStyle w:val="Choice"/>
-      </w:pPr>
-      <w:r>
         <w:t>d)</w:t>
         <w:tab/>
-        <w:t>8%.</w:t>
+        <w:t>2%.</w:t>
       </w:r>
     </w:p>
     <w:p>
@@ -1225,7 +1225,7 @@
       <w:r>
         <w:t>a)</w:t>
         <w:tab/>
-        <w:t>Es tóxico en la naturaleza.</w:t>
+        <w:t>Contiene radón.</w:t>
       </w:r>
     </w:p>
     <w:p>
@@ -1234,6 +1234,16 @@
       </w:pPr>
       <w:r>
         <w:t>b)</w:t>
+        <w:tab/>
+        <w:t>Produce gases de efecto invernadero.</w:t>
+      </w:r>
+    </w:p>
+    <w:p>
+      <w:pPr>
+        <w:pStyle w:val="Choice"/>
+      </w:pPr>
+      <w:r>
+        <w:t>c)</w:t>
         <w:tab/>
         <w:t>Es reciclable muchas veces sin pérdida de calidad.</w:t>
       </w:r>
@@ -1243,19 +1253,9 @@
         <w:pStyle w:val="Choice"/>
       </w:pPr>
       <w:r>
-        <w:t>c)</w:t>
-        <w:tab/>
-        <w:t>Produce gases de efecto invernadero.</w:t>
-      </w:r>
-    </w:p>
-    <w:p>
-      <w:pPr>
-        <w:pStyle w:val="Choice"/>
-      </w:pPr>
-      <w:r>
         <w:t>d)</w:t>
         <w:tab/>
-        <w:t>Contiene radón.</w:t>
+        <w:t>Es tóxico en la naturaleza.</w:t>
       </w:r>
     </w:p>
     <w:p>
@@ -1273,16 +1273,6 @@
       <w:r>
         <w:t>a)</w:t>
         <w:tab/>
-        <w:t>Ignorar el impacto del granito en la salud.</w:t>
-      </w:r>
-    </w:p>
-    <w:p>
-      <w:pPr>
-        <w:pStyle w:val="Choice"/>
-      </w:pPr>
-      <w:r>
-        <w:t>b)</w:t>
-        <w:tab/>
         <w:t>Evitar la construcción de viviendas en esas zonas.</w:t>
       </w:r>
     </w:p>
@@ -1291,7 +1281,7 @@
         <w:pStyle w:val="Choice"/>
       </w:pPr>
       <w:r>
-        <w:t>c)</w:t>
+        <w:t>b)</w:t>
         <w:tab/>
         <w:t>Usar buenos sistemas de ventilación, debido al radón.</w:t>
       </w:r>
@@ -1301,9 +1291,19 @@
         <w:pStyle w:val="Choice"/>
       </w:pPr>
       <w:r>
+        <w:t>c)</w:t>
+        <w:tab/>
+        <w:t>No se requieren precauciones específicas.</w:t>
+      </w:r>
+    </w:p>
+    <w:p>
+      <w:pPr>
+        <w:pStyle w:val="Choice"/>
+      </w:pPr>
+      <w:r>
         <w:t>d)</w:t>
         <w:tab/>
-        <w:t>No se requieren precauciones específicas.</w:t>
+        <w:t>Ignorar el impacto del granito en la salud.</w:t>
       </w:r>
     </w:p>
     <w:sectPr>
